--- a/Dokumentation Sightseeing-view.docx
+++ b/Dokumentation Sightseeing-view.docx
@@ -65,23 +65,7 @@
         <w:sym w:font="Wingdings" w:char="F0E0"/>
       </w:r>
       <w:r>
-        <w:t xml:space="preserve"> Kosten, beste </w:t>
-      </w:r>
-      <w:proofErr w:type="spellStart"/>
-      <w:r>
-        <w:t>jahreszeiten</w:t>
-      </w:r>
-      <w:proofErr w:type="spellEnd"/>
-      <w:r>
-        <w:t xml:space="preserve"> zum Besuchen, Daten (Besucherzahlen letztes Jahr), Bilder, Rezessionen, Google Maps </w:t>
-      </w:r>
-      <w:proofErr w:type="spellStart"/>
-      <w:r>
-        <w:t>location</w:t>
-      </w:r>
-      <w:proofErr w:type="spellEnd"/>
-      <w:r>
-        <w:t xml:space="preserve"> </w:t>
+        <w:t xml:space="preserve"> Kosten, beste jahreszeiten zum Besuchen, Daten (Besucherzahlen letztes Jahr), Bilder, Rezessionen, Google Maps location </w:t>
       </w:r>
     </w:p>
     <w:p>
@@ -123,13 +107,8 @@
         </w:numPr>
       </w:pPr>
       <w:r>
-        <w:t xml:space="preserve">Detailansicht mit nur verfügbaren Kerndaten aus </w:t>
-      </w:r>
-      <w:proofErr w:type="spellStart"/>
-      <w:r>
-        <w:t>Geoapify</w:t>
-      </w:r>
-      <w:proofErr w:type="spellEnd"/>
+        <w:t>Detailansicht mit nur verfügbaren Kerndaten aus Geoapify</w:t>
+      </w:r>
     </w:p>
     <w:p>
       <w:r>
@@ -583,6 +562,18 @@
       </w:pPr>
       <w:r>
         <w:t>evtl. Entfernung oder Stadt</w:t>
+      </w:r>
+    </w:p>
+    <w:p>
+      <w:pPr>
+        <w:pStyle w:val="Listenabsatz"/>
+        <w:numPr>
+          <w:ilvl w:val="0"/>
+          <w:numId w:val="6"/>
+        </w:numPr>
+      </w:pPr>
+      <w:r>
+        <w:t>Bild</w:t>
       </w:r>
     </w:p>
     <w:p>
@@ -2329,6 +2320,7 @@
   <w:style w:type="character" w:default="1" w:styleId="Absatz-Standardschriftart">
     <w:name w:val="Default Paragraph Font"/>
     <w:uiPriority w:val="1"/>
+    <w:semiHidden/>
     <w:unhideWhenUsed/>
   </w:style>
   <w:style w:type="table" w:default="1" w:styleId="NormaleTabelle">

--- a/Dokumentation Sightseeing-view.docx
+++ b/Dokumentation Sightseeing-view.docx
@@ -65,7 +65,23 @@
         <w:sym w:font="Wingdings" w:char="F0E0"/>
       </w:r>
       <w:r>
-        <w:t xml:space="preserve"> Kosten, beste jahreszeiten zum Besuchen, Daten (Besucherzahlen letztes Jahr), Bilder, Rezessionen, Google Maps location </w:t>
+        <w:t xml:space="preserve"> Kosten, beste </w:t>
+      </w:r>
+      <w:proofErr w:type="spellStart"/>
+      <w:r>
+        <w:t>jahreszeiten</w:t>
+      </w:r>
+      <w:proofErr w:type="spellEnd"/>
+      <w:r>
+        <w:t xml:space="preserve"> zum Besuchen, Daten (Besucherzahlen letztes Jahr), Bilder, Rezessionen, Google Maps </w:t>
+      </w:r>
+      <w:proofErr w:type="spellStart"/>
+      <w:r>
+        <w:t>location</w:t>
+      </w:r>
+      <w:proofErr w:type="spellEnd"/>
+      <w:r>
+        <w:t xml:space="preserve"> </w:t>
       </w:r>
     </w:p>
     <w:p>
@@ -107,8 +123,13 @@
         </w:numPr>
       </w:pPr>
       <w:r>
-        <w:t>Detailansicht mit nur verfügbaren Kerndaten aus Geoapify</w:t>
-      </w:r>
+        <w:t xml:space="preserve">Detailansicht mit nur verfügbaren Kerndaten aus </w:t>
+      </w:r>
+      <w:proofErr w:type="spellStart"/>
+      <w:r>
+        <w:t>Geoapify</w:t>
+      </w:r>
+      <w:proofErr w:type="spellEnd"/>
     </w:p>
     <w:p>
       <w:r>
@@ -218,7 +239,7 @@
         </w:numPr>
       </w:pPr>
       <w:r>
-        <w:t xml:space="preserve">Listenansicht als Vue-Komponente </w:t>
+        <w:t xml:space="preserve">Detailseite / Detailkomponente </w:t>
       </w:r>
     </w:p>
     <w:p>
@@ -229,7 +250,7 @@
         </w:numPr>
       </w:pPr>
       <w:r>
-        <w:t xml:space="preserve">Detailseite / Detailkomponente </w:t>
+        <w:t xml:space="preserve">Darstellung der wichtigsten Eigenschaften </w:t>
       </w:r>
     </w:p>
     <w:p>
@@ -240,7 +261,7 @@
         </w:numPr>
       </w:pPr>
       <w:r>
-        <w:t xml:space="preserve">Darstellung der wichtigsten Eigenschaften </w:t>
+        <w:t xml:space="preserve">Styling </w:t>
       </w:r>
     </w:p>
     <w:p>
@@ -251,17 +272,6 @@
         </w:numPr>
       </w:pPr>
       <w:r>
-        <w:t xml:space="preserve">Styling </w:t>
-      </w:r>
-    </w:p>
-    <w:p>
-      <w:pPr>
-        <w:numPr>
-          <w:ilvl w:val="0"/>
-          <w:numId w:val="4"/>
-        </w:numPr>
-      </w:pPr>
-      <w:r>
         <w:t xml:space="preserve">Kartenlink / externe Weiterleitung </w:t>
       </w:r>
     </w:p>
@@ -331,7 +341,6 @@
         <w:ind w:left="1080"/>
       </w:pPr>
       <w:r>
-        <w:lastRenderedPageBreak/>
         <w:t xml:space="preserve">Kategorie </w:t>
       </w:r>
     </w:p>
@@ -348,6 +357,7 @@
         <w:ind w:left="1080"/>
       </w:pPr>
       <w:r>
+        <w:lastRenderedPageBreak/>
         <w:t xml:space="preserve">Koordinaten </w:t>
       </w:r>
     </w:p>
@@ -469,26 +479,9 @@
           <w:ilvl w:val="0"/>
           <w:numId w:val="5"/>
         </w:numPr>
-        <w:tabs>
-          <w:tab w:val="num" w:pos="720"/>
-        </w:tabs>
-      </w:pPr>
-      <w:r>
-        <w:t xml:space="preserve">Daten filtern / auf max. 10 begrenzen </w:t>
-      </w:r>
-    </w:p>
-    <w:p>
-      <w:pPr>
-        <w:numPr>
-          <w:ilvl w:val="0"/>
-          <w:numId w:val="5"/>
-        </w:numPr>
-        <w:tabs>
-          <w:tab w:val="num" w:pos="720"/>
-        </w:tabs>
-      </w:pPr>
-      <w:r>
-        <w:t xml:space="preserve">Fehlerbehandlung </w:t>
+      </w:pPr>
+      <w:r>
+        <w:t xml:space="preserve">Listenansicht als Vue-Komponente </w:t>
       </w:r>
     </w:p>
     <w:p>
